--- a/tasks/docx/officebench-3-77-house-price-prediction/solution/Golden/prediction.docx
+++ b/tasks/docx/officebench-3-77-house-price-prediction/solution/Golden/prediction.docx
@@ -12,7 +12,17 @@
     </w:p>
     <w:p>
       <w:r>
-        <w:t>Projection based on the observed trend in the supplied index image. State the trend and assumptions used for the estimate.</w:t>
+        <w:t>The image shows a long-run rise in the Los Angeles County house-price index, a peak around 2006, a decline through approximately 2012, and a strong rebound through 2023.</w:t>
+      </w:r>
+    </w:p>
+    <w:p>
+      <w:r>
+        <w:t>Using a linear trend fitted to the 2013-2023 values visible in the image, the projected 2030 index is approximately 489.38 (Index 2000 = 100).</w:t>
+      </w:r>
+    </w:p>
+    <w:p>
+      <w:r>
+        <w:t>Assumptions: the recent linear trend continues, the image values are read correctly, and no recession, interest-rate shock, supply shift, or policy change creates a structural break. This is an extrapolation, not a guaranteed forecast.</w:t>
       </w:r>
     </w:p>
     <w:sectPr>
